--- a/about/CV - ExtraPage.docx
+++ b/about/CV - ExtraPage.docx
@@ -39,24 +39,28 @@
         </w:rPr>
         <w:t xml:space="preserve"> </w:t>
       </w:r>
+      <w:proofErr w:type="spellStart"/>
       <w:r>
         <w:rPr>
           <w:u w:val="single"/>
         </w:rPr>
         <w:t>samriddhabasu</w:t>
       </w:r>
+      <w:proofErr w:type="spellEnd"/>
       <w:r>
         <w:rPr>
           <w:u w:val="single"/>
         </w:rPr>
         <w:t xml:space="preserve"> (at) </w:t>
       </w:r>
+      <w:proofErr w:type="spellStart"/>
       <w:r>
         <w:rPr>
           <w:u w:val="single"/>
         </w:rPr>
         <w:t>gmail</w:t>
       </w:r>
+      <w:proofErr w:type="spellEnd"/>
       <w:r>
         <w:rPr>
           <w:u w:val="single"/>
@@ -338,7 +342,15 @@
         <w:t xml:space="preserve"> (Spark, Hadoop</w:t>
       </w:r>
       <w:r>
-        <w:t>, numpy, pandas</w:t>
+        <w:t xml:space="preserve">, </w:t>
+      </w:r>
+      <w:proofErr w:type="spellStart"/>
+      <w:r>
+        <w:t>numpy</w:t>
+      </w:r>
+      <w:proofErr w:type="spellEnd"/>
+      <w:r>
+        <w:t>, pandas</w:t>
       </w:r>
       <w:r>
         <w:t>)</w:t>
@@ -392,7 +404,15 @@
         <w:t xml:space="preserve"> </w:t>
       </w:r>
       <w:r>
-        <w:t>(FastAPI, Flask</w:t>
+        <w:t>(</w:t>
+      </w:r>
+      <w:proofErr w:type="spellStart"/>
+      <w:r>
+        <w:t>FastAPI</w:t>
+      </w:r>
+      <w:proofErr w:type="spellEnd"/>
+      <w:r>
+        <w:t>, Flask</w:t>
       </w:r>
       <w:r>
         <w:t xml:space="preserve">, </w:t>
@@ -454,8 +474,21 @@
       <w:r>
         <w:t xml:space="preserve">OpenAI, </w:t>
       </w:r>
-      <w:r>
-        <w:t>HuggingFace, LangChain)</w:t>
+      <w:proofErr w:type="spellStart"/>
+      <w:r>
+        <w:t>HuggingFace</w:t>
+      </w:r>
+      <w:proofErr w:type="spellEnd"/>
+      <w:r>
+        <w:t xml:space="preserve">, </w:t>
+      </w:r>
+      <w:proofErr w:type="spellStart"/>
+      <w:r>
+        <w:t>LangChain</w:t>
+      </w:r>
+      <w:proofErr w:type="spellEnd"/>
+      <w:r>
+        <w:t>)</w:t>
       </w:r>
     </w:p>
     <w:p>
@@ -605,7 +638,11 @@
         <w:pStyle w:val="BodyText"/>
       </w:pPr>
       <w:r>
-        <w:t>School of Computing, National University of Singapore (NUS)</w:t>
+        <w:t>School of Computing, National University of Singapore (</w:t>
+      </w:r>
+      <w:proofErr w:type="gramStart"/>
+      <w:r>
+        <w:t>NUS)</w:t>
       </w:r>
       <w:r>
         <w:t xml:space="preserve">   </w:t>
@@ -615,7 +652,11 @@
         <w:t xml:space="preserve">  </w:t>
       </w:r>
       <w:r>
-        <w:t>GPA:</w:t>
+        <w:t>GPA</w:t>
+      </w:r>
+      <w:proofErr w:type="gramEnd"/>
+      <w:r>
+        <w:t>:</w:t>
       </w:r>
       <w:r>
         <w:t xml:space="preserve"> </w:t>
@@ -1421,6 +1462,14 @@
           <w:b/>
           <w:sz w:val="28"/>
         </w:rPr>
+        <w:t xml:space="preserve">AI </w:t>
+      </w:r>
+      <w:r>
+        <w:rPr>
+          <w:rFonts w:ascii="Calibri" w:hAnsi="Calibri"/>
+          <w:b/>
+          <w:sz w:val="28"/>
+        </w:rPr>
         <w:t xml:space="preserve">Research Associate </w:t>
       </w:r>
       <w:r>
@@ -1437,7 +1486,31 @@
           <w:b/>
           <w:sz w:val="28"/>
         </w:rPr>
-        <w:t xml:space="preserve"> Asian Institute of Digital Finance, NUS                  </w:t>
+        <w:t xml:space="preserve"> </w:t>
+      </w:r>
+      <w:r>
+        <w:rPr>
+          <w:rFonts w:ascii="Calibri" w:hAnsi="Calibri"/>
+          <w:b/>
+          <w:sz w:val="28"/>
+        </w:rPr>
+        <w:t>Dept of Computer Science</w:t>
+      </w:r>
+      <w:r>
+        <w:rPr>
+          <w:rFonts w:ascii="Calibri" w:hAnsi="Calibri"/>
+          <w:b/>
+          <w:sz w:val="28"/>
+        </w:rPr>
+        <w:t xml:space="preserve">, NUS                  </w:t>
+      </w:r>
+      <w:r>
+        <w:rPr>
+          <w:rFonts w:ascii="Calibri" w:hAnsi="Calibri"/>
+          <w:b/>
+          <w:sz w:val="28"/>
+        </w:rPr>
+        <w:tab/>
       </w:r>
       <w:r>
         <w:rPr>
@@ -1512,11 +1585,19 @@
         </w:rPr>
         <w:t xml:space="preserve"> (</w:t>
       </w:r>
-      <w:r>
-        <w:rPr>
-          <w:sz w:val="24"/>
-        </w:rPr>
-        <w:t xml:space="preserve">LangChain </w:t>
+      <w:proofErr w:type="spellStart"/>
+      <w:r>
+        <w:rPr>
+          <w:sz w:val="24"/>
+        </w:rPr>
+        <w:t>LangChain</w:t>
+      </w:r>
+      <w:proofErr w:type="spellEnd"/>
+      <w:r>
+        <w:rPr>
+          <w:sz w:val="24"/>
+        </w:rPr>
+        <w:t xml:space="preserve"> </w:t>
       </w:r>
       <w:r>
         <w:rPr>
@@ -1536,6 +1617,7 @@
         </w:rPr>
         <w:t xml:space="preserve"> </w:t>
       </w:r>
+      <w:proofErr w:type="spellStart"/>
       <w:r>
         <w:rPr>
           <w:sz w:val="24"/>
@@ -1554,11 +1636,26 @@
         </w:rPr>
         <w:t>Flow</w:t>
       </w:r>
-      <w:r>
-        <w:rPr>
-          <w:sz w:val="24"/>
-        </w:rPr>
-        <w:t>, FastAPI, React</w:t>
+      <w:proofErr w:type="spellEnd"/>
+      <w:r>
+        <w:rPr>
+          <w:sz w:val="24"/>
+        </w:rPr>
+        <w:t xml:space="preserve">, </w:t>
+      </w:r>
+      <w:proofErr w:type="spellStart"/>
+      <w:r>
+        <w:rPr>
+          <w:sz w:val="24"/>
+        </w:rPr>
+        <w:t>FastAPI</w:t>
+      </w:r>
+      <w:proofErr w:type="spellEnd"/>
+      <w:r>
+        <w:rPr>
+          <w:sz w:val="24"/>
+        </w:rPr>
+        <w:t>, React</w:t>
       </w:r>
       <w:r>
         <w:rPr>
@@ -2672,9 +2769,11 @@
         <w:pStyle w:val="Heading2"/>
         <w:spacing w:before="79"/>
       </w:pPr>
+      <w:proofErr w:type="spellStart"/>
       <w:r>
         <w:t>NotePal</w:t>
       </w:r>
+      <w:proofErr w:type="spellEnd"/>
       <w:r>
         <w:rPr>
           <w:spacing w:val="-2"/>
@@ -3048,7 +3147,23 @@
           <w:rFonts w:ascii="Calibri" w:hAnsi="Calibri"/>
           <w:sz w:val="24"/>
         </w:rPr>
-        <w:t xml:space="preserve">R. Dmello, S. Yerremreddy, </w:t>
+        <w:t xml:space="preserve">R. Dmello, S. </w:t>
+      </w:r>
+      <w:proofErr w:type="spellStart"/>
+      <w:r>
+        <w:rPr>
+          <w:rFonts w:ascii="Calibri" w:hAnsi="Calibri"/>
+          <w:sz w:val="24"/>
+        </w:rPr>
+        <w:t>Yerremreddy</w:t>
+      </w:r>
+      <w:proofErr w:type="spellEnd"/>
+      <w:r>
+        <w:rPr>
+          <w:rFonts w:ascii="Calibri" w:hAnsi="Calibri"/>
+          <w:sz w:val="24"/>
+        </w:rPr>
+        <w:t xml:space="preserve">, </w:t>
       </w:r>
       <w:r>
         <w:rPr>
@@ -3064,7 +3179,39 @@
           <w:rFonts w:ascii="Calibri" w:hAnsi="Calibri"/>
           <w:sz w:val="24"/>
         </w:rPr>
-        <w:t>, T. Bhitle, Y. Kokate and P. Gharpure, "</w:t>
+        <w:t xml:space="preserve">, T. </w:t>
+      </w:r>
+      <w:proofErr w:type="spellStart"/>
+      <w:r>
+        <w:rPr>
+          <w:rFonts w:ascii="Calibri" w:hAnsi="Calibri"/>
+          <w:sz w:val="24"/>
+        </w:rPr>
+        <w:t>Bhitle</w:t>
+      </w:r>
+      <w:proofErr w:type="spellEnd"/>
+      <w:r>
+        <w:rPr>
+          <w:rFonts w:ascii="Calibri" w:hAnsi="Calibri"/>
+          <w:sz w:val="24"/>
+        </w:rPr>
+        <w:t xml:space="preserve">, Y. </w:t>
+      </w:r>
+      <w:proofErr w:type="spellStart"/>
+      <w:r>
+        <w:rPr>
+          <w:rFonts w:ascii="Calibri" w:hAnsi="Calibri"/>
+          <w:sz w:val="24"/>
+        </w:rPr>
+        <w:t>Kokate</w:t>
+      </w:r>
+      <w:proofErr w:type="spellEnd"/>
+      <w:r>
+        <w:rPr>
+          <w:rFonts w:ascii="Calibri" w:hAnsi="Calibri"/>
+          <w:sz w:val="24"/>
+        </w:rPr>
+        <w:t xml:space="preserve"> and P. Gharpure, "</w:t>
       </w:r>
       <w:r>
         <w:rPr>
@@ -3428,7 +3575,23 @@
           <w:rFonts w:ascii="Calibri" w:hAnsi="Calibri"/>
           <w:sz w:val="24"/>
         </w:rPr>
-        <w:t xml:space="preserve">S. Yerremreddy, </w:t>
+        <w:t xml:space="preserve">S. </w:t>
+      </w:r>
+      <w:proofErr w:type="spellStart"/>
+      <w:r>
+        <w:rPr>
+          <w:rFonts w:ascii="Calibri" w:hAnsi="Calibri"/>
+          <w:sz w:val="24"/>
+        </w:rPr>
+        <w:t>Yerremreddy</w:t>
+      </w:r>
+      <w:proofErr w:type="spellEnd"/>
+      <w:r>
+        <w:rPr>
+          <w:rFonts w:ascii="Calibri" w:hAnsi="Calibri"/>
+          <w:sz w:val="24"/>
+        </w:rPr>
+        <w:t xml:space="preserve">, </w:t>
       </w:r>
       <w:r>
         <w:rPr>
@@ -3444,7 +3607,23 @@
           <w:rFonts w:ascii="Calibri" w:hAnsi="Calibri"/>
           <w:sz w:val="24"/>
         </w:rPr>
-        <w:t>, A. Ojha and D. R. Kalbande, "</w:t>
+        <w:t xml:space="preserve">, A. Ojha and D. R. </w:t>
+      </w:r>
+      <w:proofErr w:type="spellStart"/>
+      <w:r>
+        <w:rPr>
+          <w:rFonts w:ascii="Calibri" w:hAnsi="Calibri"/>
+          <w:sz w:val="24"/>
+        </w:rPr>
+        <w:t>Kalbande</w:t>
+      </w:r>
+      <w:proofErr w:type="spellEnd"/>
+      <w:r>
+        <w:rPr>
+          <w:rFonts w:ascii="Calibri" w:hAnsi="Calibri"/>
+          <w:sz w:val="24"/>
+        </w:rPr>
+        <w:t>, "</w:t>
       </w:r>
       <w:r>
         <w:rPr>
@@ -4303,7 +4482,14 @@
         <w:rPr>
           <w:sz w:val="24"/>
         </w:rPr>
-        <w:t xml:space="preserve">, Sardar Patel Institute of Technology for the period Jul </w:t>
+        <w:t xml:space="preserve">, Sardar Patel Institute of Technology for the period </w:t>
+      </w:r>
+      <w:proofErr w:type="gramStart"/>
+      <w:r>
+        <w:rPr>
+          <w:sz w:val="24"/>
+        </w:rPr>
+        <w:t xml:space="preserve">Jul </w:t>
       </w:r>
       <w:r>
         <w:rPr>
@@ -4318,6 +4504,7 @@
         </w:rPr>
         <w:t>2017</w:t>
       </w:r>
+      <w:proofErr w:type="gramEnd"/>
       <w:r>
         <w:rPr>
           <w:spacing w:val="-1"/>
@@ -4395,13 +4582,23 @@
         </w:rPr>
         <w:t xml:space="preserve"> in creating the </w:t>
       </w:r>
+      <w:proofErr w:type="spellStart"/>
       <w:r>
         <w:rPr>
           <w:b/>
           <w:bCs/>
           <w:sz w:val="24"/>
         </w:rPr>
-        <w:t>TechForSocial platform</w:t>
+        <w:t>TechForSocial</w:t>
+      </w:r>
+      <w:proofErr w:type="spellEnd"/>
+      <w:r>
+        <w:rPr>
+          <w:b/>
+          <w:bCs/>
+          <w:sz w:val="24"/>
+        </w:rPr>
+        <w:t xml:space="preserve"> platform</w:t>
       </w:r>
       <w:r>
         <w:rPr>
@@ -5073,7 +5270,21 @@
         <w:rPr>
           <w:sz w:val="24"/>
         </w:rPr>
-        <w:t>NMIMS and Royal Academy of Engg. U</w:t>
+        <w:t xml:space="preserve">NMIMS and Royal Academy of </w:t>
+      </w:r>
+      <w:proofErr w:type="spellStart"/>
+      <w:r>
+        <w:rPr>
+          <w:sz w:val="24"/>
+        </w:rPr>
+        <w:t>Engg</w:t>
+      </w:r>
+      <w:proofErr w:type="spellEnd"/>
+      <w:r>
+        <w:rPr>
+          <w:sz w:val="24"/>
+        </w:rPr>
+        <w:t>. U</w:t>
       </w:r>
       <w:r>
         <w:rPr>
